--- a/projects/toWAB/水务局数据对接接口说明.docx
+++ b/projects/toWAB/水务局数据对接接口说明.docx
@@ -94,18 +94,7 @@
           <w:szCs w:val="24"/>
           <w:lang w:val="en-US" w:eastAsia="zh-CN"/>
         </w:rPr>
-        <w:t>测试地址：http://111.40.31.237:12223</w:t>
-      </w:r>
-      <w:bookmarkStart w:id="0" w:name="_GoBack"/>
-      <w:bookmarkEnd w:id="0"/>
-      <w:r>
-        <w:rPr>
-          <w:rFonts w:hint="eastAsia"/>
-          <w:sz w:val="24"/>
-          <w:szCs w:val="24"/>
-          <w:lang w:val="en-US" w:eastAsia="zh-CN"/>
-        </w:rPr>
-        <w:t>，registerCode：NjUwMTAw，</w:t>
+        <w:t>测试地址：http://111.40.31.237:12223，registerCode：NjUwMTAw，</w:t>
       </w:r>
     </w:p>
     <w:p>
@@ -915,9 +904,10 @@
         <w:ind w:firstLine="420"/>
         <w:jc w:val="left"/>
         <w:rPr>
-          <w:rFonts w:hint="eastAsia"/>
-          <w:sz w:val="24"/>
-          <w:szCs w:val="24"/>
+          <w:rFonts w:hint="default" w:eastAsiaTheme="minorEastAsia"/>
+          <w:sz w:val="24"/>
+          <w:szCs w:val="24"/>
+          <w:lang w:val="en-US" w:eastAsia="zh-CN"/>
         </w:rPr>
       </w:pPr>
       <w:r>
@@ -928,6 +918,18 @@
         </w:rPr>
         <w:t xml:space="preserve">        "token":"holdetime",</w:t>
       </w:r>
+      <w:r>
+        <w:rPr>
+          <w:rFonts w:hint="eastAsia"/>
+          <w:sz w:val="24"/>
+          <w:szCs w:val="24"/>
+          <w:lang w:val="en-US" w:eastAsia="zh-CN"/>
+        </w:rPr>
+        <w:tab/>
+        <w:t>固定值</w:t>
+      </w:r>
+      <w:bookmarkStart w:id="0" w:name="_GoBack"/>
+      <w:bookmarkEnd w:id="0"/>
     </w:p>
     <w:p>
       <w:pPr>
